--- a/1부12화_La_firma.docx
+++ b/1부12화_La_firma.docx
@@ -287,7 +287,7 @@
           <w:color w:val="1A1A1A"/>
           <w:sz w:val="44"/>
         </w:rPr>
-        <w:t xml:space="preserve">   Marco, hai dormito poco, si vede.</w:t>
+        <w:t xml:space="preserve">   Marco, ha dormito poco, si vede.</w:t>
       </w:r>
     </w:p>
     <w:p>
@@ -407,7 +407,7 @@
           <w:color w:val="1A1A1A"/>
           <w:sz w:val="44"/>
         </w:rPr>
-        <w:t xml:space="preserve">   Marco, sembri un soldato prima della battaglia.</w:t>
+        <w:t xml:space="preserve">   Marco, sembra un soldato prima della battaglia.</w:t>
       </w:r>
     </w:p>
     <w:p>
@@ -507,7 +507,7 @@
           <w:color w:val="808080"/>
           <w:sz w:val="36"/>
         </w:rPr>
-        <w:t>마키아벨리 서기관, 좀 과장하시는 거 아니에요?</w:t>
+        <w:t>마키아벨리 서기관님, 좀 과장하시는 거 아니에요?</w:t>
       </w:r>
     </w:p>
     <w:p>
@@ -1140,7 +1140,7 @@
           <w:color w:val="1A1A1A"/>
           <w:sz w:val="44"/>
         </w:rPr>
-        <w:t xml:space="preserve">   Posso io fare una copia, per sicurezza?</w:t>
+        <w:t xml:space="preserve">   Posso fare io una copia, per sicurezza?</w:t>
       </w:r>
     </w:p>
     <w:p>
@@ -1180,7 +1180,7 @@
           <w:color w:val="808080"/>
           <w:sz w:val="36"/>
         </w:rPr>
-        <w:t>좋은 생각이야, 소피아. 서명 부분을 조심해.</w:t>
+        <w:t>좋은 생각이야, 소피아. 서명 부분을 잘 살펴봐.</w:t>
       </w:r>
     </w:p>
     <w:p>
@@ -1350,7 +1350,7 @@
           <w:color w:val="1A1A1A"/>
           <w:sz w:val="44"/>
         </w:rPr>
-        <w:t xml:space="preserve">   È verità, semplicemente, che sta per apparire.</w:t>
+        <w:t xml:space="preserve">   È la verità, semplicemente, che sta per emergere.</w:t>
       </w:r>
     </w:p>
     <w:p>
@@ -1360,7 +1360,7 @@
           <w:color w:val="808080"/>
           <w:sz w:val="36"/>
         </w:rPr>
-        <w:t>그냥 진실이죠, 드러나려는 참인.</w:t>
+        <w:t>그냥 진실이죠, 이제 막 드러나려는.</w:t>
       </w:r>
     </w:p>
     <w:p>
@@ -1530,7 +1530,7 @@
           <w:color w:val="1A1A1A"/>
           <w:sz w:val="44"/>
         </w:rPr>
-        <w:t xml:space="preserve">   Aspetta, le lettere sono ancora un po' confuse.</w:t>
+        <w:t xml:space="preserve">   Aspetti, le lettere sono ancora un po' confuse.</w:t>
       </w:r>
     </w:p>
     <w:p>
@@ -1660,7 +1660,7 @@
           <w:color w:val="808080"/>
           <w:sz w:val="36"/>
         </w:rPr>
-        <w:t>"F"랑 "C"요? 내가 직접 볼게, 소피아.</w:t>
+        <w:t>"F"랑 "C"? 내가 직접 볼게, 소피아.</w:t>
       </w:r>
     </w:p>
     <w:p>
@@ -1680,7 +1680,7 @@
           <w:color w:val="1A1A1A"/>
           <w:sz w:val="44"/>
         </w:rPr>
-        <w:t xml:space="preserve">   Ecco la lente, Marco. Guarda tu stesso.</w:t>
+        <w:t xml:space="preserve">   Ecco la lente, Marco. Guardi lei stesso.</w:t>
       </w:r>
     </w:p>
     <w:p>
@@ -1690,7 +1690,7 @@
           <w:color w:val="808080"/>
           <w:sz w:val="36"/>
         </w:rPr>
-        <w:t>여기 돋보기예요, 마르코. 직접 봐요.</w:t>
+        <w:t>여기 돋보기예요, 마르코. 직접 보세요.</w:t>
       </w:r>
     </w:p>
     <w:p>
@@ -1943,7 +1943,7 @@
           <w:color w:val="808080"/>
           <w:sz w:val="36"/>
         </w:rPr>
-        <w:t>당신이 그 사무소를 알아요, 마르코?</w:t>
+        <w:t>그 사무소를 알고 있었어요, 마르코?</w:t>
       </w:r>
     </w:p>
     <w:p>
@@ -1993,7 +1993,7 @@
           <w:color w:val="1A1A1A"/>
           <w:sz w:val="44"/>
         </w:rPr>
-        <w:t xml:space="preserve">   Console... voglio dire, Marco, la voce ti trema.</w:t>
+        <w:t xml:space="preserve">   Console... voglio dire, Marco, la voce le trema.</w:t>
       </w:r>
     </w:p>
     <w:p>
@@ -2293,7 +2293,7 @@
           <w:color w:val="1A1A1A"/>
           <w:sz w:val="44"/>
         </w:rPr>
-        <w:t xml:space="preserve">   Forse hai ragione, Segretario. Scusa, Marco.</w:t>
+        <w:t xml:space="preserve">   Forse ha ragione, Segretario. Mi scusi, Marco.</w:t>
       </w:r>
     </w:p>
     <w:p>
@@ -2726,7 +2726,7 @@
           <w:color w:val="1A1A1A"/>
           <w:sz w:val="44"/>
         </w:rPr>
-        <w:t xml:space="preserve">   Marco, ora che Karim è uscito... stai bene davvero?</w:t>
+        <w:t xml:space="preserve">   Marco, ora che Karim è uscito... sta bene davvero?</w:t>
       </w:r>
     </w:p>
     <w:p>
@@ -3006,7 +3006,7 @@
           <w:color w:val="808080"/>
           <w:sz w:val="36"/>
         </w:rPr>
-        <w:t>몇 년 전, 저는 퇴거 소송에서 이겼어요, 소피아.</w:t>
+        <w:t>몇 년 전에, 퇴거 소송에서 이긴 적이 있어, 소피아.</w:t>
       </w:r>
     </w:p>
     <w:p>
@@ -3146,7 +3146,7 @@
           <w:color w:val="1A1A1A"/>
           <w:sz w:val="44"/>
         </w:rPr>
-        <w:t xml:space="preserve">   Allora lo scopriremo, Marco. Insieme, se vuoi.</w:t>
+        <w:t xml:space="preserve">   Allora lo scopriremo, Marco. Insieme, se vuole.</w:t>
       </w:r>
     </w:p>
     <w:p>
@@ -3206,7 +3206,7 @@
           <w:color w:val="1A1A1A"/>
           <w:sz w:val="44"/>
         </w:rPr>
-        <w:t xml:space="preserve">   Marco, tremi ancora. Ti porto un bicchiere d'acqua?</w:t>
+        <w:t xml:space="preserve">   Marco, trema ancora. Le porto un bicchiere d'acqua?</w:t>
       </w:r>
     </w:p>
     <w:p>
@@ -3829,7 +3829,7 @@
           <w:color w:val="808080"/>
           <w:sz w:val="36"/>
         </w:rPr>
-        <w:t>그리고 좋은 청중도요, 내 생각엔.</w:t>
+        <w:t>그리고 좋은 청중도 필요하지, 내 생각엔.</w:t>
       </w:r>
     </w:p>
     <w:p>
@@ -3969,7 +3969,7 @@
           <w:color w:val="1A1A1A"/>
           <w:sz w:val="44"/>
         </w:rPr>
-        <w:t xml:space="preserve">   Un passo alla volta, Marco. Come sempre i grandi inizi.</w:t>
+        <w:t xml:space="preserve">   Un passo alla volta, Marco. Così iniziano sempre le grandi cose.</w:t>
       </w:r>
     </w:p>
     <w:p>
@@ -3979,7 +3979,7 @@
           <w:color w:val="808080"/>
           <w:sz w:val="36"/>
         </w:rPr>
-        <w:t>한 걸음씩이지, 마르코. 위대한 시작은 늘 그렇듯이.</w:t>
+        <w:t>한 걸음씩이지, 마르코. 위대한 일은 늘 그렇게 시작되지.</w:t>
       </w:r>
     </w:p>
     <w:p/>
